--- a/policies/build/sop_record_masters/MOM/SOP_MOM.2.a_to_f_medication_storage_availability.docx
+++ b/policies/build/sop_record_masters/MOM/SOP_MOM.2.a_to_f_medication_storage_availability.docx
@@ -208,12 +208,6 @@
     </w:p>
     <w:p>
       <w:r>
-        <w:rPr>
-          <w:i/>
-        </w:rPr>
-        <w:t xml:space="preserve">Why: </w:t>
-      </w:r>
-      <w:r>
         <w:t>so every location that stores a medication -- pharmacy, ward cupboard, crash cart, refrigerator -- meets the same standard, not just the main pharmacy shelf.</w:t>
       </w:r>
     </w:p>
@@ -231,12 +225,6 @@
       </w:r>
     </w:p>
     <w:p>
-      <w:r>
-        <w:rPr>
-          <w:i/>
-        </w:rPr>
-        <w:t xml:space="preserve">Why: </w:t>
-      </w:r>
       <w:r>
         <w:t>a storage lapse found during a routine check is a near-miss caught in time; the same lapse found because a patient was harmed is not.</w:t>
       </w:r>
@@ -314,12 +302,6 @@
     </w:p>
     <w:p>
       <w:r>
-        <w:rPr>
-          <w:i/>
-        </w:rPr>
-        <w:t xml:space="preserve">Why: </w:t>
-      </w:r>
-      <w:r>
         <w:t>A refrigerator that silently drifted out of range overnight, or an unlocked cupboard a visitor could reach into, turns a correctly-dispensed medication into an unsafe one before it ever reaches the patient.</w:t>
       </w:r>
     </w:p>
@@ -342,12 +324,6 @@
       </w:r>
     </w:p>
     <w:p>
-      <w:r>
-        <w:rPr>
-          <w:i/>
-        </w:rPr>
-        <w:t xml:space="preserve">Why: </w:t>
-      </w:r>
       <w:r>
         <w:t>Stock that is never counted is stock nobody can vouch for -- an expired item sitting unnoticed at the back of a shelf is a storage failure waiting for the day someone reaches past the newer stock for it.</w:t>
       </w:r>
@@ -372,12 +348,6 @@
     </w:p>
     <w:p>
       <w:r>
-        <w:rPr>
-          <w:i/>
-        </w:rPr>
-        <w:t xml:space="preserve">Why: </w:t>
-      </w:r>
-      <w:r>
         <w:t>Two boxes that look almost identical, sitting on the same shelf, is exactly how the wrong one gets picked up by a tired hand in a hurry -- the safeguard has to be physical, not just a note in a policy.</w:t>
       </w:r>
     </w:p>
@@ -400,12 +370,6 @@
       </w:r>
     </w:p>
     <w:p>
-      <w:r>
-        <w:rPr>
-          <w:i/>
-        </w:rPr>
-        <w:t xml:space="preserve">Why: </w:t>
-      </w:r>
       <w:r>
         <w:t>A high-risk medication does not become safer because it moved from the pharmacy to a ward cupboard -- if anything, it is further from the pharmacist's eye, so the same safeguards matter more there, not less.</w:t>
       </w:r>
@@ -430,12 +394,6 @@
     </w:p>
     <w:p>
       <w:r>
-        <w:rPr>
-          <w:i/>
-        </w:rPr>
-        <w:t xml:space="preserve">Why: </w:t>
-      </w:r>
-      <w:r>
         <w:t>A crash cart in the ICU laid out differently from the one in the emergency room costs seconds a responding nurse does not have -- the whole point of a uniform layout is that a trained hand finds the right drug without having to look twice.</w:t>
       </w:r>
     </w:p>
@@ -459,12 +417,6 @@
     </w:p>
     <w:p>
       <w:r>
-        <w:rPr>
-          <w:i/>
-        </w:rPr>
-        <w:t xml:space="preserve">Why: </w:t>
-      </w:r>
-      <w:r>
         <w:t>An emergency medication nobody checked since the last shift is not actually available -- it only looks available until the moment someone reaches for it and finds it missing, expired, or with a broken seal.</w:t>
       </w:r>
     </w:p>
@@ -487,12 +439,6 @@
       </w:r>
     </w:p>
     <w:p>
-      <w:r>
-        <w:rPr>
-          <w:i/>
-        </w:rPr>
-        <w:t xml:space="preserve">Why: </w:t>
-      </w:r>
       <w:r>
         <w:t>A nurse who keeps a suspect medication on the shelf while deciding whether it's really a problem has already made the decision for the patient -- the rule is to pull it first and ask questions after.</w:t>
       </w:r>

--- a/policies/build/sop_record_masters/MOM/SOP_MOM.2.a_to_f_medication_storage_availability.docx
+++ b/policies/build/sop_record_masters/MOM/SOP_MOM.2.a_to_f_medication_storage_availability.docx
@@ -307,7 +307,27 @@
     </w:p>
     <w:p>
       <w:r>
-        <w:t>The pharmacy and every satellite storage area -- ward cupboard, refrigerator, night cupboard -- is kept within the manufacturer's temperature range (monitored «twice daily» with a min-max thermometer or data logger), protected from light where the label requires it, locked when unattended, and kept clean and free of spillage.</w:t>
+        <w:t>The pharmacy and every satellite storage area -- ward cupboard, refrigerator, night cupboard -- meets four conditions at once:</w:t>
+      </w:r>
+    </w:p>
+    <w:p>
+      <w:r>
+        <w:t>1. Kept within the manufacturer's temperature range (monitored «twice daily» with a min-max thermometer or data logger).</w:t>
+      </w:r>
+    </w:p>
+    <w:p>
+      <w:r>
+        <w:t>2. Protected from light where the label requires it.</w:t>
+      </w:r>
+    </w:p>
+    <w:p>
+      <w:r>
+        <w:t>3. Locked when unattended.</w:t>
+      </w:r>
+    </w:p>
+    <w:p>
+      <w:r>
+        <w:t>4. Kept clean and free of spillage.</w:t>
       </w:r>
     </w:p>
     <w:p>
@@ -358,7 +378,32 @@
     </w:p>
     <w:p>
       <w:r>
-        <w:t>Storage safeguards include tall-man lettering on shelf labels, colour-coded bin cards, physical separation of look-alike pairs where feasible, and alert stickers on high-risk bins. The Pharmacy In-Charge verifies these safeguards are actually in place during the «monthly» inspection, not just listed on paper.</w:t>
+        <w:t>Storage safeguards include:</w:t>
+      </w:r>
+    </w:p>
+    <w:p>
+      <w:r>
+        <w:t>1. Tall-man lettering on shelf labels.</w:t>
+      </w:r>
+    </w:p>
+    <w:p>
+      <w:r>
+        <w:t>2. Colour-coded bin cards.</w:t>
+      </w:r>
+    </w:p>
+    <w:p>
+      <w:r>
+        <w:t>3. Physical separation of look-alike pairs where feasible.</w:t>
+      </w:r>
+    </w:p>
+    <w:p>
+      <w:r>
+        <w:t>4. Alert stickers on high-risk bins.</w:t>
+      </w:r>
+    </w:p>
+    <w:p>
+      <w:r>
+        <w:t>The Pharmacy In-Charge verifies these safeguards are actually in place during the «monthly» inspection, not just listed on paper.</w:t>
       </w:r>
     </w:p>
     <w:p>
